--- a/docs/AFC_Dispatcher_Dashboard_Operator_Guide.docx
+++ b/docs/AFC_Dispatcher_Dashboard_Operator_Guide.docx
@@ -268,7 +268,7 @@
         <w:pStyle w:val="ListParagraph"/>
         <w:numPr>
           <w:ilvl w:val="0"/>
-          <w:numId w:val="2"/>
+          <w:numId w:val="4"/>
         </w:numPr>
         <w:spacing w:after="120"/>
       </w:pPr>
@@ -288,7 +288,7 @@
         <w:pStyle w:val="ListParagraph"/>
         <w:numPr>
           <w:ilvl w:val="0"/>
-          <w:numId w:val="2"/>
+          <w:numId w:val="4"/>
         </w:numPr>
         <w:spacing w:after="120"/>
       </w:pPr>
@@ -308,7 +308,7 @@
         <w:pStyle w:val="ListParagraph"/>
         <w:numPr>
           <w:ilvl w:val="0"/>
-          <w:numId w:val="2"/>
+          <w:numId w:val="4"/>
         </w:numPr>
         <w:spacing w:after="120"/>
       </w:pPr>
@@ -328,7 +328,7 @@
         <w:pStyle w:val="ListParagraph"/>
         <w:numPr>
           <w:ilvl w:val="0"/>
-          <w:numId w:val="2"/>
+          <w:numId w:val="4"/>
         </w:numPr>
         <w:spacing w:after="120"/>
       </w:pPr>
@@ -348,7 +348,7 @@
         <w:pStyle w:val="ListParagraph"/>
         <w:numPr>
           <w:ilvl w:val="0"/>
-          <w:numId w:val="2"/>
+          <w:numId w:val="4"/>
         </w:numPr>
         <w:spacing w:after="120"/>
       </w:pPr>
@@ -762,7 +762,7 @@
         <w:pStyle w:val="ListParagraph"/>
         <w:numPr>
           <w:ilvl w:val="0"/>
-          <w:numId w:val="2"/>
+          <w:numId w:val="5"/>
         </w:numPr>
         <w:spacing w:after="120"/>
       </w:pPr>
@@ -782,7 +782,7 @@
         <w:pStyle w:val="ListParagraph"/>
         <w:numPr>
           <w:ilvl w:val="0"/>
-          <w:numId w:val="2"/>
+          <w:numId w:val="5"/>
         </w:numPr>
         <w:spacing w:after="120"/>
       </w:pPr>
@@ -802,7 +802,7 @@
         <w:pStyle w:val="ListParagraph"/>
         <w:numPr>
           <w:ilvl w:val="0"/>
-          <w:numId w:val="2"/>
+          <w:numId w:val="5"/>
         </w:numPr>
         <w:spacing w:after="120"/>
       </w:pPr>
@@ -822,7 +822,7 @@
         <w:pStyle w:val="ListParagraph"/>
         <w:numPr>
           <w:ilvl w:val="0"/>
-          <w:numId w:val="2"/>
+          <w:numId w:val="5"/>
         </w:numPr>
         <w:spacing w:after="120"/>
       </w:pPr>
@@ -842,7 +842,7 @@
         <w:pStyle w:val="ListParagraph"/>
         <w:numPr>
           <w:ilvl w:val="0"/>
-          <w:numId w:val="2"/>
+          <w:numId w:val="5"/>
         </w:numPr>
         <w:spacing w:after="120"/>
       </w:pPr>
@@ -1340,7 +1340,7 @@
         <w:pStyle w:val="ListParagraph"/>
         <w:numPr>
           <w:ilvl w:val="0"/>
-          <w:numId w:val="2"/>
+          <w:numId w:val="6"/>
         </w:numPr>
         <w:spacing w:after="120"/>
       </w:pPr>
@@ -1360,7 +1360,7 @@
         <w:pStyle w:val="ListParagraph"/>
         <w:numPr>
           <w:ilvl w:val="0"/>
-          <w:numId w:val="2"/>
+          <w:numId w:val="6"/>
         </w:numPr>
         <w:spacing w:after="120"/>
       </w:pPr>
@@ -1380,7 +1380,7 @@
         <w:pStyle w:val="ListParagraph"/>
         <w:numPr>
           <w:ilvl w:val="0"/>
-          <w:numId w:val="2"/>
+          <w:numId w:val="6"/>
         </w:numPr>
         <w:spacing w:after="120"/>
       </w:pPr>
@@ -1400,7 +1400,7 @@
         <w:pStyle w:val="ListParagraph"/>
         <w:numPr>
           <w:ilvl w:val="0"/>
-          <w:numId w:val="2"/>
+          <w:numId w:val="6"/>
         </w:numPr>
         <w:spacing w:after="120"/>
       </w:pPr>
@@ -2445,6 +2445,42 @@
       </w:pPr>
     </w:lvl>
   </w:abstractNum>
+  <w:abstractNum w:abstractNumId="4" w15:restartNumberingAfterBreak="0">
+    <w:multiLevelType w:val="hybridMultilevel"/>
+    <w:lvl w:ilvl="0" w15:tentative="1">
+      <w:start w:val="1"/>
+      <w:numFmt w:val="decimal"/>
+      <w:lvlText w:val="%1."/>
+      <w:lvlJc w:val="left"/>
+      <w:pPr>
+        <w:ind w:left="460" w:hanging="260"/>
+      </w:pPr>
+    </w:lvl>
+  </w:abstractNum>
+  <w:abstractNum w:abstractNumId="5" w15:restartNumberingAfterBreak="0">
+    <w:multiLevelType w:val="hybridMultilevel"/>
+    <w:lvl w:ilvl="0" w15:tentative="1">
+      <w:start w:val="1"/>
+      <w:numFmt w:val="decimal"/>
+      <w:lvlText w:val="%1."/>
+      <w:lvlJc w:val="left"/>
+      <w:pPr>
+        <w:ind w:left="460" w:hanging="260"/>
+      </w:pPr>
+    </w:lvl>
+  </w:abstractNum>
+  <w:abstractNum w:abstractNumId="6" w15:restartNumberingAfterBreak="0">
+    <w:multiLevelType w:val="hybridMultilevel"/>
+    <w:lvl w:ilvl="0" w15:tentative="1">
+      <w:start w:val="1"/>
+      <w:numFmt w:val="decimal"/>
+      <w:lvlText w:val="%1."/>
+      <w:lvlJc w:val="left"/>
+      <w:pPr>
+        <w:ind w:left="460" w:hanging="260"/>
+      </w:pPr>
+    </w:lvl>
+  </w:abstractNum>
   <w:num w:numId="1">
     <w:abstractNumId w:val="1"/>
     <w:lvlOverride w:ilvl="0">
@@ -2459,6 +2495,24 @@
   </w:num>
   <w:num w:numId="3">
     <w:abstractNumId w:val="2"/>
+    <w:lvlOverride w:ilvl="0">
+      <w:startOverride w:val="1"/>
+    </w:lvlOverride>
+  </w:num>
+  <w:num w:numId="4">
+    <w:abstractNumId w:val="4"/>
+    <w:lvlOverride w:ilvl="0">
+      <w:startOverride w:val="1"/>
+    </w:lvlOverride>
+  </w:num>
+  <w:num w:numId="5">
+    <w:abstractNumId w:val="5"/>
+    <w:lvlOverride w:ilvl="0">
+      <w:startOverride w:val="1"/>
+    </w:lvlOverride>
+  </w:num>
+  <w:num w:numId="6">
+    <w:abstractNumId w:val="6"/>
     <w:lvlOverride w:ilvl="0">
       <w:startOverride w:val="1"/>
     </w:lvlOverride>
